--- a/data/users/alice/files/Asign 1 web.docx
+++ b/data/users/alice/files/Asign 1 web.docx
@@ -2,18 +2,6 @@
 <file path=word/document.xml><?xml version="1.0" encoding="utf-8"?>
 <w:document xmlns:wpc="http://schemas.microsoft.com/office/word/2010/wordprocessingCanvas" xmlns:cx="http://schemas.microsoft.com/office/drawing/2014/chartex" xmlns:cx1="http://schemas.microsoft.com/office/drawing/2015/9/8/chartex" xmlns:cx2="http://schemas.microsoft.com/office/drawing/2015/10/21/chartex" xmlns:cx3="http://schemas.microsoft.com/office/drawing/2016/5/9/chartex" xmlns:cx4="http://schemas.microsoft.com/office/drawing/2016/5/10/chartex" xmlns:cx5="http://schemas.microsoft.com/office/drawing/2016/5/11/chartex" xmlns:cx6="http://schemas.microsoft.com/office/drawing/2016/5/12/chartex" xmlns:cx7="http://schemas.microsoft.com/office/drawing/2016/5/13/chartex" xmlns:cx8="http://schemas.microsoft.com/office/drawing/2016/5/14/chartex" xmlns:mc="http://schemas.openxmlformats.org/markup-compatibility/2006" xmlns:aink="http://schemas.microsoft.com/office/drawing/2016/ink" xmlns:am3d="http://schemas.microsoft.com/office/drawing/2017/model3d" xmlns:o="urn:schemas-microsoft-com:office:office" xmlns:oel="http://schemas.microsoft.com/office/2019/extlst" xmlns:r="http://schemas.openxmlformats.org/officeDocument/2006/relationships" xmlns:m="http://schemas.openxmlformats.org/officeDocument/2006/math" xmlns:v="urn:schemas-microsoft-com:vml" xmlns:wp14="http://schemas.microsoft.com/office/word/2010/wordprocessingDrawing" xmlns:wp="http://schemas.openxmlformats.org/drawingml/2006/wordprocessingDrawing" xmlns:w10="urn:schemas-microsoft-com:office:word" xmlns:w="http://schemas.openxmlformats.org/wordprocessingml/2006/main" xmlns:w14="http://schemas.microsoft.com/office/word/2010/wordml" xmlns:w15="http://schemas.microsoft.com/office/word/2012/wordml" xmlns:w16cex="http://schemas.microsoft.com/office/word/2018/wordml/cex" xmlns:w16cid="http://schemas.microsoft.com/office/word/2016/wordml/cid" xmlns:w16="http://schemas.microsoft.com/office/word/2018/wordml" xmlns:w16du="http://schemas.microsoft.com/office/word/2023/wordml/word16du" xmlns:w16sdtdh="http://schemas.microsoft.com/office/word/2020/wordml/sdtdatahash" xmlns:w16sdtfl="http://schemas.microsoft.com/office/word/2024/wordml/sdtformatlock" xmlns:w16se="http://schemas.microsoft.com/office/word/2015/wordml/symex" xmlns:wpg="http://schemas.microsoft.com/office/word/2010/wordprocessingGroup" xmlns:wpi="http://schemas.microsoft.com/office/word/2010/wordprocessingInk" xmlns:wne="http://schemas.microsoft.com/office/word/2006/wordml" xmlns:wps="http://schemas.microsoft.com/office/word/2010/wordprocessingShape" mc:Ignorable="w14 w15 w16se w16cid w16 w16cex w16sdtdh w16sdtfl w16du wp14">
   <w:body>
-    <w:p>
-      <w:r>
-        <w:rPr>
-          <w:b/>
-          <w:bCs/>
-        </w:rPr>
-        <w:t>Name :</w:t>
-      </w:r>
-      <w:r>
-        <w:t>Mohamed Ahmed Abdelaziz      ID:211005016</w:t>
-      </w:r>
-    </w:p>
     <w:p>
       <w:pPr>
         <w:sectPr>
@@ -38,10 +26,7 @@
         <w:t>GitHub A</w:t>
       </w:r>
       <w:r>
-        <w:t>PI</w:t>
-      </w:r>
-      <w:r>
-        <w:t xml:space="preserve"> </w:t>
+        <w:t xml:space="preserve">PI </w:t>
       </w:r>
     </w:p>
     <w:p>
@@ -60,11 +45,12 @@
       </w:pPr>
       <w:r>
         <w:rPr>
+          <w:noProof/>
           <w:sz w:val="18"/>
           <w:szCs w:val="18"/>
         </w:rPr>
         <w:drawing>
-          <wp:inline distT="0" distB="0" distL="0" distR="0" wp14:anchorId="41586B58" wp14:editId="36CD39B0">
+          <wp:inline distT="0" distB="0" distL="0" distR="0" wp14:anchorId="41586B58" wp14:editId="5514750C">
             <wp:extent cx="5777865" cy="3048000"/>
             <wp:effectExtent l="0" t="0" r="0" b="0"/>
             <wp:docPr id="5853149" name="Picture 16" descr="A screenshot of a computer screen&#10;&#10;AI-generated content may be incorrect."/>
@@ -155,8 +141,11 @@
         </w:sectPr>
       </w:pPr>
       <w:r>
+        <w:rPr>
+          <w:noProof/>
+        </w:rPr>
         <w:drawing>
-          <wp:inline distT="0" distB="0" distL="0" distR="0" wp14:anchorId="5F1FA950" wp14:editId="473BC706">
+          <wp:inline distT="0" distB="0" distL="0" distR="0" wp14:anchorId="5F1FA950" wp14:editId="1391A285">
             <wp:extent cx="5862140" cy="2944906"/>
             <wp:effectExtent l="0" t="0" r="5715" b="8255"/>
             <wp:docPr id="178919063" name="Picture 18" descr="A screenshot of a computer&#10;&#10;AI-generated content may be incorrect."/>
@@ -402,14 +391,7 @@
           <w:sz w:val="16"/>
           <w:szCs w:val="16"/>
         </w:rPr>
-        <w:t>RESTful URL structur</w:t>
-      </w:r>
-      <w:r>
-        <w:rPr>
-          <w:sz w:val="16"/>
-          <w:szCs w:val="16"/>
-        </w:rPr>
-        <w:t>e</w:t>
+        <w:t>RESTful URL structure</w:t>
       </w:r>
     </w:p>
     <w:p>
@@ -473,11 +455,12 @@
       </w:pPr>
       <w:r>
         <w:rPr>
+          <w:noProof/>
           <w:sz w:val="16"/>
           <w:szCs w:val="16"/>
         </w:rPr>
         <w:drawing>
-          <wp:inline distT="0" distB="0" distL="0" distR="0" wp14:anchorId="3119785B" wp14:editId="3D70E30A">
+          <wp:inline distT="0" distB="0" distL="0" distR="0" wp14:anchorId="3119785B" wp14:editId="0B7B484E">
             <wp:extent cx="5730866" cy="2947987"/>
             <wp:effectExtent l="0" t="0" r="3810" b="5080"/>
             <wp:docPr id="773814878" name="Picture 6" descr="A screenshot of a computer&#10;&#10;AI-generated content may be incorrect."/>
@@ -568,11 +551,12 @@
       </w:pPr>
       <w:r>
         <w:rPr>
+          <w:noProof/>
           <w:sz w:val="16"/>
           <w:szCs w:val="16"/>
         </w:rPr>
         <w:drawing>
-          <wp:inline distT="0" distB="0" distL="0" distR="0" wp14:anchorId="53B968D3" wp14:editId="4F9FB85F">
+          <wp:inline distT="0" distB="0" distL="0" distR="0" wp14:anchorId="53B968D3" wp14:editId="5E415589">
             <wp:extent cx="5729605" cy="2976563"/>
             <wp:effectExtent l="0" t="0" r="4445" b="0"/>
             <wp:docPr id="1988016966" name="Picture 4" descr="A screenshot of a computer&#10;&#10;AI-generated content may be incorrect."/>
@@ -635,16 +619,7 @@
           <w:sz w:val="16"/>
           <w:szCs w:val="16"/>
         </w:rPr>
-        <w:t>Exp</w:t>
-      </w:r>
-      <w:r>
-        <w:rPr>
-          <w:b/>
-          <w:bCs/>
-          <w:sz w:val="16"/>
-          <w:szCs w:val="16"/>
-        </w:rPr>
-        <w:t>lanation:</w:t>
+        <w:t>Explanation:</w:t>
       </w:r>
       <w:r>
         <w:rPr>
@@ -818,20 +793,16 @@
           <w:b/>
           <w:bCs/>
         </w:rPr>
-        <w:t xml:space="preserve">3: </w:t>
-      </w:r>
-      <w:r>
-        <w:rPr>
-          <w:b/>
-          <w:bCs/>
-        </w:rPr>
-        <w:t>NASA API</w:t>
-      </w:r>
-    </w:p>
-    <w:p>
-      <w:r>
+        <w:t>3: NASA API</w:t>
+      </w:r>
+    </w:p>
+    <w:p>
+      <w:r>
+        <w:rPr>
+          <w:noProof/>
+        </w:rPr>
         <w:drawing>
-          <wp:inline distT="0" distB="0" distL="0" distR="0" wp14:anchorId="0FB1D93C" wp14:editId="50D1CFEA">
+          <wp:inline distT="0" distB="0" distL="0" distR="0" wp14:anchorId="0FB1D93C" wp14:editId="76C4280C">
             <wp:extent cx="5731510" cy="3089564"/>
             <wp:effectExtent l="0" t="0" r="2540" b="0"/>
             <wp:docPr id="814489384" name="Picture 10" descr="A screenshot of a computer&#10;&#10;AI-generated content may be incorrect."/>
@@ -906,8 +877,11 @@
     </w:p>
     <w:p>
       <w:r>
+        <w:rPr>
+          <w:noProof/>
+        </w:rPr>
         <w:drawing>
-          <wp:inline distT="0" distB="0" distL="0" distR="0" wp14:anchorId="4A6FF2D6" wp14:editId="1D43E5C1">
+          <wp:inline distT="0" distB="0" distL="0" distR="0" wp14:anchorId="4A6FF2D6" wp14:editId="06654992">
             <wp:extent cx="5730425" cy="3131128"/>
             <wp:effectExtent l="0" t="0" r="3810" b="0"/>
             <wp:docPr id="796066461" name="Picture 12" descr="A screenshot of a computer&#10;&#10;AI-generated content may be incorrect."/>
@@ -1061,7 +1035,25 @@
           <w:sz w:val="16"/>
           <w:szCs w:val="16"/>
         </w:rPr>
-        <w:t>Resource-oriented endpoints (/planetary/apod, /mars-photos)</w:t>
+        <w:t>Resource-oriented endpoints (/planetary/</w:t>
+      </w:r>
+      <w:proofErr w:type="spellStart"/>
+      <w:r>
+        <w:rPr>
+          <w:rFonts w:asciiTheme="majorHAnsi" w:hAnsiTheme="majorHAnsi"/>
+          <w:sz w:val="16"/>
+          <w:szCs w:val="16"/>
+        </w:rPr>
+        <w:t>apod</w:t>
+      </w:r>
+      <w:proofErr w:type="spellEnd"/>
+      <w:r>
+        <w:rPr>
+          <w:rFonts w:asciiTheme="majorHAnsi" w:hAnsiTheme="majorHAnsi"/>
+          <w:sz w:val="16"/>
+          <w:szCs w:val="16"/>
+        </w:rPr>
+        <w:t>, /mars-photos)</w:t>
       </w:r>
     </w:p>
     <w:p>
@@ -1082,7 +1074,25 @@
           <w:sz w:val="16"/>
           <w:szCs w:val="16"/>
         </w:rPr>
-        <w:t>Query parameters for filtering (date, api_key)</w:t>
+        <w:t xml:space="preserve">Query parameters for filtering (date, </w:t>
+      </w:r>
+      <w:proofErr w:type="spellStart"/>
+      <w:r>
+        <w:rPr>
+          <w:rFonts w:asciiTheme="majorHAnsi" w:hAnsiTheme="majorHAnsi"/>
+          <w:sz w:val="16"/>
+          <w:szCs w:val="16"/>
+        </w:rPr>
+        <w:t>api_key</w:t>
+      </w:r>
+      <w:proofErr w:type="spellEnd"/>
+      <w:r>
+        <w:rPr>
+          <w:rFonts w:asciiTheme="majorHAnsi" w:hAnsiTheme="majorHAnsi"/>
+          <w:sz w:val="16"/>
+          <w:szCs w:val="16"/>
+        </w:rPr>
+        <w:t>)</w:t>
       </w:r>
     </w:p>
     <w:p>
@@ -1262,11 +1272,12 @@
       <w:r>
         <w:rPr>
           <w:rFonts w:asciiTheme="majorHAnsi" w:hAnsiTheme="majorHAnsi"/>
+          <w:noProof/>
           <w:sz w:val="16"/>
           <w:szCs w:val="16"/>
         </w:rPr>
         <w:drawing>
-          <wp:inline distT="0" distB="0" distL="0" distR="0" wp14:anchorId="39B02538" wp14:editId="3245761D">
+          <wp:inline distT="0" distB="0" distL="0" distR="0" wp14:anchorId="39B02538" wp14:editId="3334A9DD">
             <wp:extent cx="5730358" cy="2989385"/>
             <wp:effectExtent l="0" t="0" r="3810" b="1905"/>
             <wp:docPr id="1886585831" name="Picture 22" descr="A screenshot of a computer&#10;&#10;AI-generated content may be incorrect."/>
@@ -1352,23 +1363,88 @@
           <w:sz w:val="18"/>
           <w:szCs w:val="18"/>
         </w:rPr>
-        <w:t xml:space="preserve"> This request lists all available dog breeds. The 200 status code confirms success. The response shows breeds as keys, with sub-breeds as arrays. For example, "bulldog" has sub-breeds like "boston", "english", and "french". This hierarchical structure reflects real-world relationships between breeds.</w:t>
-      </w:r>
-    </w:p>
-    <w:p>
-      <w:pPr>
+        <w:t xml:space="preserve"> This request lists all available dog breeds. The </w:t>
+      </w:r>
+      <w:proofErr w:type="gramStart"/>
+      <w:r>
         <w:rPr>
           <w:sz w:val="18"/>
           <w:szCs w:val="18"/>
         </w:rPr>
-      </w:pPr>
+        <w:t>200 status</w:t>
+      </w:r>
+      <w:proofErr w:type="gramEnd"/>
       <w:r>
         <w:rPr>
           <w:sz w:val="18"/>
           <w:szCs w:val="18"/>
         </w:rPr>
+        <w:t xml:space="preserve"> code confirms success. The response shows breeds as keys, with sub-breeds as arrays. For example, "bulldog" has sub-breeds like "</w:t>
+      </w:r>
+      <w:proofErr w:type="spellStart"/>
+      <w:r>
+        <w:rPr>
+          <w:sz w:val="18"/>
+          <w:szCs w:val="18"/>
+        </w:rPr>
+        <w:t>boston</w:t>
+      </w:r>
+      <w:proofErr w:type="spellEnd"/>
+      <w:r>
+        <w:rPr>
+          <w:sz w:val="18"/>
+          <w:szCs w:val="18"/>
+        </w:rPr>
+        <w:t>", "</w:t>
+      </w:r>
+      <w:proofErr w:type="spellStart"/>
+      <w:r>
+        <w:rPr>
+          <w:sz w:val="18"/>
+          <w:szCs w:val="18"/>
+        </w:rPr>
+        <w:t>english</w:t>
+      </w:r>
+      <w:proofErr w:type="spellEnd"/>
+      <w:r>
+        <w:rPr>
+          <w:sz w:val="18"/>
+          <w:szCs w:val="18"/>
+        </w:rPr>
+        <w:t>", and "</w:t>
+      </w:r>
+      <w:proofErr w:type="spellStart"/>
+      <w:r>
+        <w:rPr>
+          <w:sz w:val="18"/>
+          <w:szCs w:val="18"/>
+        </w:rPr>
+        <w:t>french</w:t>
+      </w:r>
+      <w:proofErr w:type="spellEnd"/>
+      <w:r>
+        <w:rPr>
+          <w:sz w:val="18"/>
+          <w:szCs w:val="18"/>
+        </w:rPr>
+        <w:t>". This hierarchical structure reflects real-world relationships between breeds.</w:t>
+      </w:r>
+    </w:p>
+    <w:p>
+      <w:pPr>
+        <w:rPr>
+          <w:sz w:val="18"/>
+          <w:szCs w:val="18"/>
+        </w:rPr>
+      </w:pPr>
+      <w:r>
+        <w:rPr>
+          <w:noProof/>
+          <w:sz w:val="18"/>
+          <w:szCs w:val="18"/>
+        </w:rPr>
         <w:drawing>
-          <wp:inline distT="0" distB="0" distL="0" distR="0" wp14:anchorId="0F4688BA" wp14:editId="5D76D13A">
+          <wp:inline distT="0" distB="0" distL="0" distR="0" wp14:anchorId="0F4688BA" wp14:editId="630E35D9">
             <wp:extent cx="5730404" cy="2819400"/>
             <wp:effectExtent l="0" t="0" r="3810" b="0"/>
             <wp:docPr id="1770092989" name="Picture 24" descr="A screenshot of a computer&#10;&#10;AI-generated content may be incorrect."/>
@@ -1438,7 +1514,23 @@
           <w:sz w:val="18"/>
           <w:szCs w:val="18"/>
         </w:rPr>
-        <w:t xml:space="preserve"> This request tries to get images for a breed that doesn't exist. The 404 status code correctly indicates the resource (breed) wasn't found. The API provides a clear error message explaining that the breed doesn't exist, which is good REST practice for error handling.</w:t>
+        <w:t xml:space="preserve"> This request tries to get images for a breed that doesn't exist. The </w:t>
+      </w:r>
+      <w:proofErr w:type="gramStart"/>
+      <w:r>
+        <w:rPr>
+          <w:sz w:val="18"/>
+          <w:szCs w:val="18"/>
+        </w:rPr>
+        <w:t>404 status</w:t>
+      </w:r>
+      <w:proofErr w:type="gramEnd"/>
+      <w:r>
+        <w:rPr>
+          <w:sz w:val="18"/>
+          <w:szCs w:val="18"/>
+        </w:rPr>
+        <w:t xml:space="preserve"> code correctly indicates the resource (breed) wasn't found. The API provides a clear error message explaining that the breed doesn't exist, which is good REST practice for error handling.</w:t>
       </w:r>
     </w:p>
     <w:p>
@@ -1491,25 +1583,7 @@
           <w:sz w:val="16"/>
           <w:szCs w:val="16"/>
         </w:rPr>
-        <w:t>Why it follows RE</w:t>
-      </w:r>
-      <w:r>
-        <w:rPr>
-          <w:b/>
-          <w:bCs/>
-          <w:sz w:val="16"/>
-          <w:szCs w:val="16"/>
-        </w:rPr>
-        <w:t>S</w:t>
-      </w:r>
-      <w:r>
-        <w:rPr>
-          <w:b/>
-          <w:bCs/>
-          <w:sz w:val="16"/>
-          <w:szCs w:val="16"/>
-        </w:rPr>
-        <w:t>T:</w:t>
+        <w:t>Why it follows REST:</w:t>
       </w:r>
     </w:p>
     <w:p>
@@ -1784,9 +1858,10 @@
         <w:rPr>
           <w:b/>
           <w:bCs/>
+          <w:noProof/>
         </w:rPr>
         <w:drawing>
-          <wp:inline distT="0" distB="0" distL="0" distR="0" wp14:anchorId="62E0E118" wp14:editId="2CBAD25D">
+          <wp:inline distT="0" distB="0" distL="0" distR="0" wp14:anchorId="62E0E118" wp14:editId="40A05CA0">
             <wp:extent cx="5731510" cy="3196590"/>
             <wp:effectExtent l="0" t="0" r="2540" b="3810"/>
             <wp:docPr id="1271754664" name="Picture 26" descr="A screenshot of a computer&#10;&#10;AI-generated content may be incorrect."/>
@@ -1856,27 +1931,44 @@
           <w:sz w:val="18"/>
           <w:szCs w:val="18"/>
         </w:rPr>
-        <w:t>This request retrieves the latest exchange rates with USD as the base currency. The 200 status code indicates success. The response shows how much 1 USD equals in other currencies. For example, 1 USD = 0.92 EUR or 30.90 EGP. The "date" field shows when these rates were last updated.</w:t>
-      </w:r>
-    </w:p>
-    <w:p>
-      <w:pPr>
-        <w:rPr>
-          <w:b/>
-          <w:bCs/>
+        <w:t xml:space="preserve">This request retrieves the latest exchange rates with USD as the base currency. The </w:t>
+      </w:r>
+      <w:proofErr w:type="gramStart"/>
+      <w:r>
+        <w:rPr>
           <w:sz w:val="18"/>
           <w:szCs w:val="18"/>
         </w:rPr>
-      </w:pPr>
-      <w:r>
-        <w:rPr>
-          <w:b/>
-          <w:bCs/>
+        <w:t>200 status</w:t>
+      </w:r>
+      <w:proofErr w:type="gramEnd"/>
+      <w:r>
+        <w:rPr>
           <w:sz w:val="18"/>
           <w:szCs w:val="18"/>
         </w:rPr>
+        <w:t xml:space="preserve"> code indicates success. The response shows how much 1 USD equals in other currencies. For example, 1 USD = 0.92 EUR or 30.90 EGP. The "date" field shows when these rates were last updated.</w:t>
+      </w:r>
+    </w:p>
+    <w:p>
+      <w:pPr>
+        <w:rPr>
+          <w:b/>
+          <w:bCs/>
+          <w:sz w:val="18"/>
+          <w:szCs w:val="18"/>
+        </w:rPr>
+      </w:pPr>
+      <w:r>
+        <w:rPr>
+          <w:b/>
+          <w:bCs/>
+          <w:noProof/>
+          <w:sz w:val="18"/>
+          <w:szCs w:val="18"/>
+        </w:rPr>
         <w:drawing>
-          <wp:inline distT="0" distB="0" distL="0" distR="0" wp14:anchorId="344ED357" wp14:editId="2ECA94CA">
+          <wp:inline distT="0" distB="0" distL="0" distR="0" wp14:anchorId="344ED357" wp14:editId="597A3717">
             <wp:extent cx="5731510" cy="3382010"/>
             <wp:effectExtent l="0" t="0" r="2540" b="8890"/>
             <wp:docPr id="1634598363" name="Picture 28" descr="A screenshot of a computer&#10;&#10;AI-generated content may be incorrect."/>
@@ -1946,7 +2038,23 @@
           <w:sz w:val="18"/>
           <w:szCs w:val="18"/>
         </w:rPr>
-        <w:t>This request tries to get rates for an invalid currency code. The 404 status code properly indicates the resource (currency) doesn't exist. The error message clearly states the problem - the currency code is not supported.</w:t>
+        <w:t xml:space="preserve">This request tries to get rates for an invalid currency code. The </w:t>
+      </w:r>
+      <w:proofErr w:type="gramStart"/>
+      <w:r>
+        <w:rPr>
+          <w:sz w:val="18"/>
+          <w:szCs w:val="18"/>
+        </w:rPr>
+        <w:t>404 status</w:t>
+      </w:r>
+      <w:proofErr w:type="gramEnd"/>
+      <w:r>
+        <w:rPr>
+          <w:sz w:val="18"/>
+          <w:szCs w:val="18"/>
+        </w:rPr>
+        <w:t xml:space="preserve"> code properly indicates the resource (currency) doesn't exist. The error message clearly states the problem - the currency code is not supported.</w:t>
       </w:r>
     </w:p>
     <w:p>
@@ -2709,7 +2817,27 @@
           <w:sz w:val="20"/>
           <w:szCs w:val="20"/>
         </w:rPr>
-        <w:t>Can be cached until time_last_updated changes</w:t>
+        <w:t xml:space="preserve">Can be cached until </w:t>
+      </w:r>
+      <w:proofErr w:type="spellStart"/>
+      <w:r>
+        <w:rPr>
+          <w:b/>
+          <w:bCs/>
+          <w:sz w:val="20"/>
+          <w:szCs w:val="20"/>
+        </w:rPr>
+        <w:t>time_last_updated</w:t>
+      </w:r>
+      <w:proofErr w:type="spellEnd"/>
+      <w:r>
+        <w:rPr>
+          <w:b/>
+          <w:bCs/>
+          <w:sz w:val="20"/>
+          <w:szCs w:val="20"/>
+        </w:rPr>
+        <w:t xml:space="preserve"> changes</w:t>
       </w:r>
     </w:p>
     <w:p>
@@ -2778,7 +2906,35 @@
           <w:lang w:eastAsia="en-GB"/>
           <w14:ligatures w14:val="none"/>
         </w:rPr>
-        <w:t>REST vs GraphQL Comparison</w:t>
+        <w:t xml:space="preserve">REST vs </w:t>
+      </w:r>
+      <w:proofErr w:type="spellStart"/>
+      <w:r>
+        <w:rPr>
+          <w:rFonts w:ascii="Times New Roman" w:eastAsia="Times New Roman" w:hAnsi="Times New Roman" w:cs="Times New Roman"/>
+          <w:b/>
+          <w:bCs/>
+          <w:kern w:val="36"/>
+          <w:sz w:val="32"/>
+          <w:szCs w:val="32"/>
+          <w:lang w:eastAsia="en-GB"/>
+          <w14:ligatures w14:val="none"/>
+        </w:rPr>
+        <w:t>GraphQL</w:t>
+      </w:r>
+      <w:proofErr w:type="spellEnd"/>
+      <w:r>
+        <w:rPr>
+          <w:rFonts w:ascii="Times New Roman" w:eastAsia="Times New Roman" w:hAnsi="Times New Roman" w:cs="Times New Roman"/>
+          <w:b/>
+          <w:bCs/>
+          <w:kern w:val="36"/>
+          <w:sz w:val="32"/>
+          <w:szCs w:val="32"/>
+          <w:lang w:eastAsia="en-GB"/>
+          <w14:ligatures w14:val="none"/>
+        </w:rPr>
+        <w:t xml:space="preserve"> Comparison</w:t>
       </w:r>
     </w:p>
     <w:tbl>
@@ -2899,6 +3055,7 @@
                             <w:bCs/>
                           </w:rPr>
                         </w:pPr>
+                        <w:proofErr w:type="spellStart"/>
                         <w:r>
                           <w:rPr>
                             <w:b/>
@@ -2906,6 +3063,7 @@
                           </w:rPr>
                           <w:t>GraphQL</w:t>
                         </w:r>
+                        <w:proofErr w:type="spellEnd"/>
                       </w:p>
                     </w:tc>
                     <w:tc>
@@ -2968,7 +3126,15 @@
                       </w:tcPr>
                       <w:p>
                         <w:r>
-                          <w:t>Single endpoint (/graphql)</w:t>
+                          <w:t>Single endpoint (/</w:t>
+                        </w:r>
+                        <w:proofErr w:type="spellStart"/>
+                        <w:r>
+                          <w:t>graphql</w:t>
+                        </w:r>
+                        <w:proofErr w:type="spellEnd"/>
+                        <w:r>
+                          <w:t>)</w:t>
                         </w:r>
                       </w:p>
                     </w:tc>
@@ -2979,8 +3145,13 @@
                         <w:hideMark/>
                       </w:tcPr>
                       <w:p>
+                        <w:proofErr w:type="spellStart"/>
                         <w:r>
-                          <w:t>GraphQL (simplicity)</w:t>
+                          <w:t>GraphQL</w:t>
+                        </w:r>
+                        <w:proofErr w:type="spellEnd"/>
+                        <w:r>
+                          <w:t xml:space="preserve"> (simplicity)</w:t>
                         </w:r>
                       </w:p>
                     </w:tc>
@@ -3033,8 +3204,13 @@
                         <w:hideMark/>
                       </w:tcPr>
                       <w:p>
+                        <w:proofErr w:type="spellStart"/>
                         <w:r>
-                          <w:t>GraphQL (flexibility)</w:t>
+                          <w:t>GraphQL</w:t>
+                        </w:r>
+                        <w:proofErr w:type="spellEnd"/>
+                        <w:r>
+                          <w:t xml:space="preserve"> (flexibility)</w:t>
                         </w:r>
                       </w:p>
                     </w:tc>
@@ -3087,9 +3263,11 @@
                         <w:hideMark/>
                       </w:tcPr>
                       <w:p>
+                        <w:proofErr w:type="spellStart"/>
                         <w:r>
                           <w:t>GraphQL</w:t>
                         </w:r>
+                        <w:proofErr w:type="spellEnd"/>
                       </w:p>
                     </w:tc>
                   </w:tr>
@@ -3141,9 +3319,11 @@
                         <w:hideMark/>
                       </w:tcPr>
                       <w:p>
+                        <w:proofErr w:type="spellStart"/>
                         <w:r>
                           <w:t>GraphQL</w:t>
                         </w:r>
+                        <w:proofErr w:type="spellEnd"/>
                       </w:p>
                     </w:tc>
                   </w:tr>
@@ -3195,9 +3375,11 @@
                         <w:hideMark/>
                       </w:tcPr>
                       <w:p>
+                        <w:proofErr w:type="spellStart"/>
                         <w:r>
                           <w:t>GraphQL</w:t>
                         </w:r>
+                        <w:proofErr w:type="spellEnd"/>
                       </w:p>
                     </w:tc>
                   </w:tr>
@@ -3411,9 +3593,11 @@
                         <w:hideMark/>
                       </w:tcPr>
                       <w:p>
+                        <w:proofErr w:type="spellStart"/>
                         <w:r>
                           <w:t>GraphQL</w:t>
                         </w:r>
+                        <w:proofErr w:type="spellEnd"/>
                       </w:p>
                     </w:tc>
                   </w:tr>
@@ -3496,8 +3680,13 @@
                       </w:tcPr>
                       <w:p>
                         <w:r>
-                          <w:t>Requires separate WebSockets</w:t>
+                          <w:t xml:space="preserve">Requires separate </w:t>
                         </w:r>
+                        <w:proofErr w:type="spellStart"/>
+                        <w:r>
+                          <w:t>WebSockets</w:t>
+                        </w:r>
+                        <w:proofErr w:type="spellEnd"/>
                       </w:p>
                     </w:tc>
                     <w:tc>
@@ -3519,9 +3708,11 @@
                         <w:hideMark/>
                       </w:tcPr>
                       <w:p>
+                        <w:proofErr w:type="spellStart"/>
                         <w:r>
                           <w:t>GraphQL</w:t>
                         </w:r>
+                        <w:proofErr w:type="spellEnd"/>
                       </w:p>
                     </w:tc>
                   </w:tr>
@@ -3562,7 +3753,15 @@
                       </w:tcPr>
                       <w:p>
                         <w:r>
-                          <w:t>Modern tools (GraphiQL, Apollo)</w:t>
+                          <w:t>Modern tools (</w:t>
+                        </w:r>
+                        <w:proofErr w:type="spellStart"/>
+                        <w:r>
+                          <w:t>GraphiQL</w:t>
+                        </w:r>
+                        <w:proofErr w:type="spellEnd"/>
+                        <w:r>
+                          <w:t>, Apollo)</w:t>
                         </w:r>
                       </w:p>
                     </w:tc>
@@ -7469,6 +7668,7 @@
   <w:style w:type="character" w:default="1" w:styleId="DefaultParagraphFont">
     <w:name w:val="Default Paragraph Font"/>
     <w:uiPriority w:val="1"/>
+    <w:semiHidden/>
     <w:unhideWhenUsed/>
   </w:style>
   <w:style w:type="table" w:default="1" w:styleId="TableNormal">
